--- a/exercices/owasp/X-01-E-183-ALL-OWASP-Definition.docx
+++ b/exercices/owasp/X-01-E-183-ALL-OWASP-Definition.docx
@@ -622,26 +622,60 @@
     <w:p>
       <w:pPr>
         <w:pStyle w:val="Titre1"/>
+        <w:rPr>
+          <w:sz w:val="24"/>
+          <w:szCs w:val="28"/>
+        </w:rPr>
       </w:pPr>
       <w:r>
+        <w:rPr>
+          <w:sz w:val="24"/>
+          <w:szCs w:val="28"/>
+        </w:rPr>
         <w:lastRenderedPageBreak/>
         <w:t>Question</w:t>
       </w:r>
       <w:r>
+        <w:rPr>
+          <w:sz w:val="24"/>
+          <w:szCs w:val="28"/>
+        </w:rPr>
         <w:t xml:space="preserve"> 1</w:t>
       </w:r>
     </w:p>
     <w:p>
+      <w:pPr>
+        <w:rPr>
+          <w:sz w:val="22"/>
+          <w:szCs w:val="20"/>
+        </w:rPr>
+      </w:pPr>
       <w:r>
+        <w:rPr>
+          <w:sz w:val="22"/>
+          <w:szCs w:val="20"/>
+        </w:rPr>
         <w:t>Connecte</w:t>
       </w:r>
       <w:r>
+        <w:rPr>
+          <w:sz w:val="22"/>
+          <w:szCs w:val="20"/>
+        </w:rPr>
         <w:t>r</w:t>
       </w:r>
       <w:r>
+        <w:rPr>
+          <w:sz w:val="22"/>
+          <w:szCs w:val="20"/>
+        </w:rPr>
         <w:t xml:space="preserve"> à l’aide d’une flèche le</w:t>
       </w:r>
       <w:r>
+        <w:rPr>
+          <w:sz w:val="22"/>
+          <w:szCs w:val="20"/>
+        </w:rPr>
         <w:t xml:space="preserve"> nom du risque à sa définition.</w:t>
       </w:r>
     </w:p>
@@ -675,7 +709,55 @@
                 <w:szCs w:val="20"/>
                 <w:lang w:val="en-US"/>
               </w:rPr>
-              <w:t>Security Logging and Monitoring Failures</w:t>
+              <w:t xml:space="preserve">Security </w:t>
+            </w:r>
+            <w:r>
+              <w:rPr>
+                <w:sz w:val="22"/>
+                <w:szCs w:val="20"/>
+                <w:lang w:val="en-US"/>
+              </w:rPr>
+              <w:t>l</w:t>
+            </w:r>
+            <w:r>
+              <w:rPr>
+                <w:sz w:val="22"/>
+                <w:szCs w:val="20"/>
+                <w:lang w:val="en-US"/>
+              </w:rPr>
+              <w:t xml:space="preserve">ogging and </w:t>
+            </w:r>
+            <w:r>
+              <w:rPr>
+                <w:sz w:val="22"/>
+                <w:szCs w:val="20"/>
+                <w:lang w:val="en-US"/>
+              </w:rPr>
+              <w:t>alerting</w:t>
+            </w:r>
+            <w:r>
+              <w:rPr>
+                <w:sz w:val="22"/>
+                <w:szCs w:val="20"/>
+                <w:lang w:val="en-US"/>
+              </w:rPr>
+              <w:t xml:space="preserve"> </w:t>
+            </w:r>
+            <w:r>
+              <w:rPr>
+                <w:sz w:val="22"/>
+                <w:szCs w:val="20"/>
+                <w:lang w:val="en-US"/>
+              </w:rPr>
+              <w:t>f</w:t>
+            </w:r>
+            <w:r>
+              <w:rPr>
+                <w:sz w:val="22"/>
+                <w:szCs w:val="20"/>
+                <w:lang w:val="en-US"/>
+              </w:rPr>
+              <w:t>ailures</w:t>
             </w:r>
           </w:p>
         </w:tc>
@@ -736,12 +818,35 @@
                 <w:szCs w:val="20"/>
               </w:rPr>
             </w:pPr>
-            <w:r>
-              <w:rPr>
-                <w:sz w:val="22"/>
-                <w:szCs w:val="20"/>
-              </w:rPr>
-              <w:t>Insecure Design</w:t>
+            <w:proofErr w:type="spellStart"/>
+            <w:r>
+              <w:rPr>
+                <w:sz w:val="22"/>
+                <w:szCs w:val="20"/>
+              </w:rPr>
+              <w:t>Insecure</w:t>
+            </w:r>
+            <w:proofErr w:type="spellEnd"/>
+            <w:r>
+              <w:rPr>
+                <w:sz w:val="22"/>
+                <w:szCs w:val="20"/>
+              </w:rPr>
+              <w:t xml:space="preserve"> </w:t>
+            </w:r>
+            <w:r>
+              <w:rPr>
+                <w:sz w:val="22"/>
+                <w:szCs w:val="20"/>
+              </w:rPr>
+              <w:t>d</w:t>
+            </w:r>
+            <w:r>
+              <w:rPr>
+                <w:sz w:val="22"/>
+                <w:szCs w:val="20"/>
+              </w:rPr>
+              <w:t>esign</w:t>
             </w:r>
           </w:p>
         </w:tc>
@@ -799,8 +904,24 @@
                 <w:sz w:val="22"/>
                 <w:szCs w:val="20"/>
               </w:rPr>
-              <w:t>Security Misconfiguration</w:t>
-            </w:r>
+              <w:t xml:space="preserve">Security </w:t>
+            </w:r>
+            <w:proofErr w:type="spellStart"/>
+            <w:r>
+              <w:rPr>
+                <w:sz w:val="22"/>
+                <w:szCs w:val="20"/>
+              </w:rPr>
+              <w:t>m</w:t>
+            </w:r>
+            <w:r>
+              <w:rPr>
+                <w:sz w:val="22"/>
+                <w:szCs w:val="20"/>
+              </w:rPr>
+              <w:t>isconfiguration</w:t>
+            </w:r>
+            <w:proofErr w:type="spellEnd"/>
           </w:p>
         </w:tc>
         <w:tc>
@@ -857,8 +978,49 @@
                 <w:sz w:val="22"/>
                 <w:szCs w:val="20"/>
               </w:rPr>
-              <w:t>Vulnerable and Outdated Components</w:t>
-            </w:r>
+              <w:t xml:space="preserve">Software </w:t>
+            </w:r>
+            <w:proofErr w:type="spellStart"/>
+            <w:r>
+              <w:rPr>
+                <w:sz w:val="22"/>
+                <w:szCs w:val="20"/>
+              </w:rPr>
+              <w:t>supply</w:t>
+            </w:r>
+            <w:proofErr w:type="spellEnd"/>
+            <w:r>
+              <w:rPr>
+                <w:sz w:val="22"/>
+                <w:szCs w:val="20"/>
+              </w:rPr>
+              <w:t xml:space="preserve"> </w:t>
+            </w:r>
+            <w:proofErr w:type="spellStart"/>
+            <w:r>
+              <w:rPr>
+                <w:sz w:val="22"/>
+                <w:szCs w:val="20"/>
+              </w:rPr>
+              <w:t>chain</w:t>
+            </w:r>
+            <w:proofErr w:type="spellEnd"/>
+            <w:r>
+              <w:rPr>
+                <w:sz w:val="22"/>
+                <w:szCs w:val="20"/>
+              </w:rPr>
+              <w:t xml:space="preserve"> </w:t>
+            </w:r>
+            <w:proofErr w:type="spellStart"/>
+            <w:r>
+              <w:rPr>
+                <w:sz w:val="22"/>
+                <w:szCs w:val="20"/>
+              </w:rPr>
+              <w:t>failures</w:t>
+            </w:r>
+            <w:proofErr w:type="spellEnd"/>
           </w:p>
         </w:tc>
         <w:tc>
@@ -893,7 +1055,23 @@
                 <w:sz w:val="16"/>
                 <w:szCs w:val="16"/>
               </w:rPr>
-              <w:t>Utilisation de composants logiciels obsolètes, non maintenus ou présentant des vulnérabilités connues, y compris des bibliothèques, frameworks ou dépendances tierces, pouvant faciliter l’exploitation de failles déjà documentées.</w:t>
+              <w:t xml:space="preserve">Utilisation de composants logiciels obsolètes, non maintenus ou présentant des vulnérabilités connues, y compris des bibliothèques, </w:t>
+            </w:r>
+            <w:proofErr w:type="spellStart"/>
+            <w:r>
+              <w:rPr>
+                <w:sz w:val="16"/>
+                <w:szCs w:val="16"/>
+              </w:rPr>
+              <w:t>frameworks</w:t>
+            </w:r>
+            <w:proofErr w:type="spellEnd"/>
+            <w:r>
+              <w:rPr>
+                <w:sz w:val="16"/>
+                <w:szCs w:val="16"/>
+              </w:rPr>
+              <w:t xml:space="preserve"> ou dépendances tierces, pouvant faciliter l’exploitation de failles déjà documentées.</w:t>
             </w:r>
           </w:p>
         </w:tc>
@@ -915,7 +1093,44 @@
                 <w:sz w:val="22"/>
                 <w:szCs w:val="20"/>
               </w:rPr>
-              <w:t>Broken Access Control</w:t>
+              <w:t xml:space="preserve">Broken </w:t>
+            </w:r>
+            <w:proofErr w:type="spellStart"/>
+            <w:r>
+              <w:rPr>
+                <w:sz w:val="22"/>
+                <w:szCs w:val="20"/>
+              </w:rPr>
+              <w:t>a</w:t>
+            </w:r>
+            <w:r>
+              <w:rPr>
+                <w:sz w:val="22"/>
+                <w:szCs w:val="20"/>
+              </w:rPr>
+              <w:t>ccess</w:t>
+            </w:r>
+            <w:proofErr w:type="spellEnd"/>
+            <w:r>
+              <w:rPr>
+                <w:sz w:val="22"/>
+                <w:szCs w:val="20"/>
+              </w:rPr>
+              <w:t xml:space="preserve"> </w:t>
+            </w:r>
+            <w:r>
+              <w:rPr>
+                <w:sz w:val="22"/>
+                <w:szCs w:val="20"/>
+              </w:rPr>
+              <w:t>c</w:t>
+            </w:r>
+            <w:r>
+              <w:rPr>
+                <w:sz w:val="22"/>
+                <w:szCs w:val="20"/>
+              </w:rPr>
+              <w:t>ontrol</w:t>
             </w:r>
           </w:p>
         </w:tc>
@@ -1026,13 +1241,38 @@
                 <w:szCs w:val="20"/>
               </w:rPr>
             </w:pPr>
-            <w:r>
-              <w:rPr>
-                <w:sz w:val="22"/>
-                <w:szCs w:val="20"/>
-              </w:rPr>
-              <w:t>Cryptographic Failures</w:t>
-            </w:r>
+            <w:proofErr w:type="spellStart"/>
+            <w:r>
+              <w:rPr>
+                <w:sz w:val="22"/>
+                <w:szCs w:val="20"/>
+              </w:rPr>
+              <w:t>Cryptographic</w:t>
+            </w:r>
+            <w:proofErr w:type="spellEnd"/>
+            <w:r>
+              <w:rPr>
+                <w:sz w:val="22"/>
+                <w:szCs w:val="20"/>
+              </w:rPr>
+              <w:t xml:space="preserve"> </w:t>
+            </w:r>
+            <w:proofErr w:type="spellStart"/>
+            <w:r>
+              <w:rPr>
+                <w:sz w:val="22"/>
+                <w:szCs w:val="20"/>
+              </w:rPr>
+              <w:t>f</w:t>
+            </w:r>
+            <w:r>
+              <w:rPr>
+                <w:sz w:val="22"/>
+                <w:szCs w:val="20"/>
+              </w:rPr>
+              <w:t>ailures</w:t>
+            </w:r>
+            <w:proofErr w:type="spellEnd"/>
           </w:p>
         </w:tc>
         <w:tc>
@@ -1085,13 +1325,38 @@
                 <w:lang w:val="en-US"/>
               </w:rPr>
             </w:pPr>
-            <w:r>
-              <w:rPr>
-                <w:sz w:val="22"/>
-                <w:szCs w:val="20"/>
-              </w:rPr>
-              <w:t>Identification and Authentication Failures</w:t>
-            </w:r>
+            <w:proofErr w:type="spellStart"/>
+            <w:r>
+              <w:rPr>
+                <w:sz w:val="22"/>
+                <w:szCs w:val="20"/>
+              </w:rPr>
+              <w:t>Authentication</w:t>
+            </w:r>
+            <w:proofErr w:type="spellEnd"/>
+            <w:r>
+              <w:rPr>
+                <w:sz w:val="22"/>
+                <w:szCs w:val="20"/>
+              </w:rPr>
+              <w:t xml:space="preserve"> </w:t>
+            </w:r>
+            <w:proofErr w:type="spellStart"/>
+            <w:r>
+              <w:rPr>
+                <w:sz w:val="22"/>
+                <w:szCs w:val="20"/>
+              </w:rPr>
+              <w:t>f</w:t>
+            </w:r>
+            <w:r>
+              <w:rPr>
+                <w:sz w:val="22"/>
+                <w:szCs w:val="20"/>
+              </w:rPr>
+              <w:t>ailures</w:t>
+            </w:r>
+            <w:proofErr w:type="spellEnd"/>
           </w:p>
         </w:tc>
         <w:tc>
@@ -1158,7 +1423,7 @@
                 <w:szCs w:val="20"/>
                 <w:lang w:val="en-US"/>
               </w:rPr>
-              <w:t>Server-Side Request Forgery (SSRF)</w:t>
+              <w:t>Mishandling of Exceptional conditions</w:t>
             </w:r>
           </w:p>
         </w:tc>
@@ -1202,7 +1467,7 @@
                 <w:sz w:val="16"/>
                 <w:szCs w:val="16"/>
               </w:rPr>
-              <w:t>Vulnérabilités permettant des requêtes non contrôlées vers des ressources internes ou externes, pouvant être exploitées pour accéder à des services internes, exfiltrer des données ou contourner les protections réseau.</w:t>
+              <w:t>Gestion incorrecte des erreurs ou des conditions exceptionnelles, pouvant exposer des informations ou causer des interruptions.</w:t>
             </w:r>
           </w:p>
         </w:tc>
@@ -1279,25 +1544,15 @@
     <w:p>
       <w:pPr>
         <w:pStyle w:val="Titre1"/>
+        <w:numPr>
+          <w:ilvl w:val="0"/>
+          <w:numId w:val="0"/>
+        </w:numPr>
       </w:pPr>
-      <w:r>
-        <w:lastRenderedPageBreak/>
-        <w:t>Liens et références</w:t>
-      </w:r>
-    </w:p>
-    <w:p>
-      <w:hyperlink r:id="rId10" w:history="1">
-        <w:r>
-          <w:rPr>
-            <w:rStyle w:val="Lienhypertexte"/>
-          </w:rPr>
-          <w:t>https://owasp.org/Top10/2025/</w:t>
-        </w:r>
-      </w:hyperlink>
     </w:p>
     <w:sectPr>
-      <w:headerReference w:type="default" r:id="rId11"/>
-      <w:footerReference w:type="default" r:id="rId12"/>
+      <w:headerReference w:type="default" r:id="rId10"/>
+      <w:footerReference w:type="default" r:id="rId11"/>
       <w:pgSz w:w="11906" w:h="16838"/>
       <w:pgMar w:top="1440" w:right="1440" w:bottom="1440" w:left="1440" w:header="708" w:footer="708" w:gutter="0"/>
       <w:cols w:space="708"/>
@@ -2356,7 +2611,6 @@
   <w:style w:type="character" w:default="1" w:styleId="Policepardfaut">
     <w:name w:val="Default Paragraph Font"/>
     <w:uiPriority w:val="1"/>
-    <w:semiHidden/>
     <w:unhideWhenUsed/>
   </w:style>
   <w:style w:type="table" w:default="1" w:styleId="TableauNormal">
@@ -2949,26 +3203,6 @@
 </file>
 
 <file path=customXml/item1.xml><?xml version="1.0" encoding="utf-8"?>
-<?mso-contentType ?>
-<FormTemplates xmlns="http://schemas.microsoft.com/sharepoint/v3/contenttype/forms">
-  <Display>DocumentLibraryForm</Display>
-  <Edit>DocumentLibraryForm</Edit>
-  <New>DocumentLibraryForm</New>
-</FormTemplates>
-</file>
-
-<file path=customXml/item2.xml><?xml version="1.0" encoding="utf-8"?>
-<p:properties xmlns:p="http://schemas.microsoft.com/office/2006/metadata/properties" xmlns:xsi="http://www.w3.org/2001/XMLSchema-instance" xmlns:pc="http://schemas.microsoft.com/office/infopath/2007/PartnerControls">
-  <documentManagement>
-    <lcf76f155ced4ddcb4097134ff3c332f xmlns="eb2b4dc0-5538-4988-a426-1e3bf3687743">
-      <Terms xmlns="http://schemas.microsoft.com/office/infopath/2007/PartnerControls"/>
-    </lcf76f155ced4ddcb4097134ff3c332f>
-    <TaxCatchAll xmlns="26488081-7094-48e3-a435-bbb366c5709a" xsi:nil="true"/>
-  </documentManagement>
-</p:properties>
-</file>
-
-<file path=customXml/item3.xml><?xml version="1.0" encoding="utf-8"?>
 <ct:contentTypeSchema xmlns:ct="http://schemas.microsoft.com/office/2006/metadata/contentType" xmlns:ma="http://schemas.microsoft.com/office/2006/metadata/properties/metaAttributes" ct:_="" ma:_="" ma:contentTypeName="Document" ma:contentTypeID="0x010100BD12CA962D3BC343BA4881942FCA9ABD" ma:contentTypeVersion="13" ma:contentTypeDescription="Crée un document." ma:contentTypeScope="" ma:versionID="69c7e1234aa399a5294368cedfc9727e">
   <xsd:schema xmlns:xsd="http://www.w3.org/2001/XMLSchema" xmlns:xs="http://www.w3.org/2001/XMLSchema" xmlns:p="http://schemas.microsoft.com/office/2006/metadata/properties" xmlns:ns2="eb2b4dc0-5538-4988-a426-1e3bf3687743" xmlns:ns3="26488081-7094-48e3-a435-bbb366c5709a" targetNamespace="http://schemas.microsoft.com/office/2006/metadata/properties" ma:root="true" ma:fieldsID="f55906f2b711226ab16b0d1a2f445893" ns2:_="" ns3:_="">
     <xsd:import namespace="eb2b4dc0-5538-4988-a426-1e3bf3687743"/>
@@ -3175,10 +3409,41 @@
 </ct:contentTypeSchema>
 </file>
 
+<file path=customXml/item2.xml><?xml version="1.0" encoding="utf-8"?>
+<p:properties xmlns:p="http://schemas.microsoft.com/office/2006/metadata/properties" xmlns:xsi="http://www.w3.org/2001/XMLSchema-instance" xmlns:pc="http://schemas.microsoft.com/office/infopath/2007/PartnerControls">
+  <documentManagement>
+    <lcf76f155ced4ddcb4097134ff3c332f xmlns="eb2b4dc0-5538-4988-a426-1e3bf3687743">
+      <Terms xmlns="http://schemas.microsoft.com/office/infopath/2007/PartnerControls"/>
+    </lcf76f155ced4ddcb4097134ff3c332f>
+    <TaxCatchAll xmlns="26488081-7094-48e3-a435-bbb366c5709a" xsi:nil="true"/>
+  </documentManagement>
+</p:properties>
+</file>
+
+<file path=customXml/item3.xml><?xml version="1.0" encoding="utf-8"?>
+<?mso-contentType ?>
+<FormTemplates xmlns="http://schemas.microsoft.com/sharepoint/v3/contenttype/forms">
+  <Display>DocumentLibraryForm</Display>
+  <Edit>DocumentLibraryForm</Edit>
+  <New>DocumentLibraryForm</New>
+</FormTemplates>
+</file>
+
 <file path=customXml/itemProps1.xml><?xml version="1.0" encoding="utf-8"?>
-<ds:datastoreItem xmlns:ds="http://schemas.openxmlformats.org/officeDocument/2006/customXml" ds:itemID="{D6A0AF13-3C59-4CBC-BC7A-60CF4496DE77}">
+<ds:datastoreItem xmlns:ds="http://schemas.openxmlformats.org/officeDocument/2006/customXml" ds:itemID="{8576B3C6-6C9D-4006-A98D-172413B64D1F}">
   <ds:schemaRefs>
-    <ds:schemaRef ds:uri="http://schemas.microsoft.com/sharepoint/v3/contenttype/forms"/>
+    <ds:schemaRef ds:uri="http://schemas.microsoft.com/office/2006/metadata/contentType"/>
+    <ds:schemaRef ds:uri="http://schemas.microsoft.com/office/2006/metadata/properties/metaAttributes"/>
+    <ds:schemaRef ds:uri="http://www.w3.org/2001/XMLSchema"/>
+    <ds:schemaRef ds:uri="http://schemas.microsoft.com/office/2006/metadata/properties"/>
+    <ds:schemaRef ds:uri="eb2b4dc0-5538-4988-a426-1e3bf3687743"/>
+    <ds:schemaRef ds:uri="26488081-7094-48e3-a435-bbb366c5709a"/>
+    <ds:schemaRef ds:uri="http://schemas.microsoft.com/office/2006/documentManagement/types"/>
+    <ds:schemaRef ds:uri="http://schemas.microsoft.com/office/infopath/2007/PartnerControls"/>
+    <ds:schemaRef ds:uri="http://schemas.openxmlformats.org/package/2006/metadata/core-properties"/>
+    <ds:schemaRef ds:uri="http://purl.org/dc/elements/1.1/"/>
+    <ds:schemaRef ds:uri="http://purl.org/dc/terms/"/>
+    <ds:schemaRef ds:uri="http://schemas.microsoft.com/internal/obd"/>
   </ds:schemaRefs>
 </ds:datastoreItem>
 </file>
@@ -3195,20 +3460,9 @@
 </file>
 
 <file path=customXml/itemProps3.xml><?xml version="1.0" encoding="utf-8"?>
-<ds:datastoreItem xmlns:ds="http://schemas.openxmlformats.org/officeDocument/2006/customXml" ds:itemID="{8576B3C6-6C9D-4006-A98D-172413B64D1F}">
+<ds:datastoreItem xmlns:ds="http://schemas.openxmlformats.org/officeDocument/2006/customXml" ds:itemID="{D6A0AF13-3C59-4CBC-BC7A-60CF4496DE77}">
   <ds:schemaRefs>
-    <ds:schemaRef ds:uri="http://schemas.microsoft.com/office/2006/metadata/contentType"/>
-    <ds:schemaRef ds:uri="http://schemas.microsoft.com/office/2006/metadata/properties/metaAttributes"/>
-    <ds:schemaRef ds:uri="http://www.w3.org/2001/XMLSchema"/>
-    <ds:schemaRef ds:uri="http://schemas.microsoft.com/office/2006/metadata/properties"/>
-    <ds:schemaRef ds:uri="eb2b4dc0-5538-4988-a426-1e3bf3687743"/>
-    <ds:schemaRef ds:uri="26488081-7094-48e3-a435-bbb366c5709a"/>
-    <ds:schemaRef ds:uri="http://schemas.microsoft.com/office/2006/documentManagement/types"/>
-    <ds:schemaRef ds:uri="http://schemas.microsoft.com/office/infopath/2007/PartnerControls"/>
-    <ds:schemaRef ds:uri="http://schemas.openxmlformats.org/package/2006/metadata/core-properties"/>
-    <ds:schemaRef ds:uri="http://purl.org/dc/elements/1.1/"/>
-    <ds:schemaRef ds:uri="http://purl.org/dc/terms/"/>
-    <ds:schemaRef ds:uri="http://schemas.microsoft.com/internal/obd"/>
+    <ds:schemaRef ds:uri="http://schemas.microsoft.com/sharepoint/v3/contenttype/forms"/>
   </ds:schemaRefs>
 </ds:datastoreItem>
 </file>